--- a/plugin/tests/fixtures/docx-rich-word16-rejected.docx
+++ b/plugin/tests/fixtures/docx-rich-word16-rejected.docx
@@ -36,9 +36,14 @@
     <w:tbl>
       <w:tblPr>
         <w:tblStyle w:val="TableGrid"/>
+        <w:tblW w:w="9360" w:type="dxa"/>
+        <w:tblLayout w:type="fixed"/>
       </w:tblPr>
       <w:tr>
         <w:tc>
+          <w:tcPr>
+            <w:tcW w:w="4680" w:type="dxa"/>
+          </w:tcPr>
           <w:p>
             <w:r>
               <w:rPr>
@@ -49,6 +54,9 @@
           </w:p>
         </w:tc>
         <w:tc>
+          <w:tcPr>
+            <w:tcW w:w="4680" w:type="dxa"/>
+          </w:tcPr>
           <w:p>
             <w:r>
               <w:rPr>
@@ -61,6 +69,9 @@
       </w:tr>
       <w:tr>
         <w:tc>
+          <w:tcPr>
+            <w:tcW w:w="4680" w:type="dxa"/>
+          </w:tcPr>
           <w:p>
             <w:r>
               <w:t>Table</w:t>
@@ -68,6 +79,9 @@
           </w:p>
         </w:tc>
         <w:tc>
+          <w:tcPr>
+            <w:tcW w:w="4680" w:type="dxa"/>
+          </w:tcPr>
           <w:p>
             <w:r>
               <w:rPr>
